--- a/Fase 2/Evidencias Proyecto/Evidencias de documentación/07_Cronograma_Carta_Gantt.docx
+++ b/Fase 2/Evidencias Proyecto/Evidencias de documentación/07_Cronograma_Carta_Gantt.docx
@@ -497,7 +497,7 @@
                 <w:sz w:val="20"/>
                 <w:szCs w:val="20"/>
               </w:rPr>
-              <w:t>1.0</w:t>
+              <w:t>1.1</w:t>
             </w:r>
           </w:p>
         </w:tc>
@@ -532,7 +532,7 @@
           <w:sz w:val="22"/>
           <w:szCs w:val="22"/>
         </w:rPr>
-        <w:t>El cronograma del Proyecto Barbería Big-Boys programa los paquetes de trabajo de la EDT entre el 14 de agosto y el 13 de noviembre de 2026 (semanas S1 a S14; la S1 es siempre la del 10 al 16 de agosto), con defensa probable el 27 de noviembre de 2026 (S16), aplicando el método de la ruta crítica (Project Management Institute [PMI], 2021). Al 09-10-2026 el código se encuentra en pausa (stand by) para completar la documentación de diseño; el desarrollo de la API y la migración a PostgreSQL se retoma el 13 de octubre (registrado como SC-08 en el Control de Cambios).</w:t>
+        <w:t>El cronograma del Proyecto Barbería Big-Boys programa los paquetes de trabajo de la EDT entre el 14 de agosto y el 13 de noviembre de 2026 (semanas S1 a S14; la S1 es siempre la del 10 al 16 de agosto), con defensa probable el 27 de noviembre de 2026 (S16), aplicando el método de la ruta crítica (Project Management Institute [PMI], 2021). Entre el 06-10 y el 12-10-2026 el código estuvo en pausa (stand by) para completar la documentación de diseño (SC-08). El 20-10-2026 la base de datos relacional se implementó en Supabase (SC-18); al 22-10-2026 la web y la app ya se conectan a Supabase, pero aún sobre las tablas del prototipo.</w:t>
       </w:r>
     </w:p>
     <w:p>
@@ -560,7 +560,7 @@
           <w:sz w:val="21"/>
           <w:szCs w:val="21"/>
         </w:rPr>
-        <w:t>Semana actual del proyecto: S9 (05-10 al 11-10-2026) de S14.</w:t>
+        <w:t>Semana actual del proyecto: S11 (19-10 al 25-10-2026) de S14.</w:t>
       </w:r>
     </w:p>
     <w:p>
@@ -4687,7 +4687,7 @@
       <w:r>
         <w:drawing>
           <wp:inline xmlns:a="http://schemas.openxmlformats.org/drawingml/2006/main" xmlns:pic="http://schemas.openxmlformats.org/drawingml/2006/picture">
-            <wp:extent cx="5940000" cy="6393568"/>
+            <wp:extent cx="5940000" cy="6437302"/>
             <wp:docPr id="1" name="Picture 1"/>
             <wp:cNvGraphicFramePr>
               <a:graphicFrameLocks noChangeAspect="1"/>
@@ -4708,7 +4708,7 @@
                   <pic:spPr>
                     <a:xfrm>
                       <a:off x="0" y="0"/>
-                      <a:ext cx="5940000" cy="6393568"/>
+                      <a:ext cx="5940000" cy="6437302"/>
                     </a:xfrm>
                     <a:prstGeom prst="rect"/>
                   </pic:spPr>

--- a/Fase 2/Evidencias Proyecto/Evidencias de documentación/07_Cronograma_Carta_Gantt.docx
+++ b/Fase 2/Evidencias Proyecto/Evidencias de documentación/07_Cronograma_Carta_Gantt.docx
@@ -532,7 +532,7 @@
           <w:sz w:val="22"/>
           <w:szCs w:val="22"/>
         </w:rPr>
-        <w:t>El cronograma del Proyecto Barbería Big-Boys programa los paquetes de trabajo de la EDT entre el 14 de agosto y el 13 de noviembre de 2026 (semanas S1 a S14; la S1 es siempre la del 10 al 16 de agosto), con defensa probable el 27 de noviembre de 2026 (S16), aplicando el método de la ruta crítica (Project Management Institute [PMI], 2021). Entre el 06-10 y el 12-10-2026 el código estuvo en pausa (stand by) para completar la documentación de diseño (SC-08). El 20-10-2026 la base de datos relacional se implementó en Supabase (SC-18); al 22-10-2026 la web y la app ya se conectan a Supabase, pero aún sobre las tablas del prototipo.</w:t>
+        <w:t>El cronograma del Proyecto Barbería Big-Boys programa los paquetes de trabajo de la EDT entre el 14 de agosto y el 13 de noviembre de 2026 (semanas S1 a S14; la S1 es siempre la del 10 al 16 de agosto), con defensa probable el 27 de noviembre de 2026 (S16), aplicando el método de la ruta crítica (Project Management Institute [PMI], 2021). Entre el 06-10 y el 12-10-2026 el código estuvo en pausa (stand by) para completar la documentación de diseño (SC-08). El 20-10-2026 la base de datos relacional se implementó en Supabase (SC-18); el 22-10-2026 la web y la app pasaron al modelo relacional mediante la API publicada en Supabase (SC-20).</w:t>
       </w:r>
     </w:p>
     <w:p>
